--- a/WPA_Submission/docs/10_การจัดวางกิจกรรม_AI_to_ESP32_ในโครงสร้างรายวิชา_W31101.docx
+++ b/WPA_Submission/docs/10_การจัดวางกิจกรรม_AI_to_ESP32_ในโครงสร้างรายวิชา_W31101.docx
@@ -2,7 +2,7 @@
 <file path=word/document.xml><?xml version="1.0" encoding="utf-8"?>
 <w:document xmlns:w="http://schemas.openxmlformats.org/wordprocessingml/2006/main" xmlns:m="http://schemas.openxmlformats.org/officeDocument/2006/math" xmlns:r="http://schemas.openxmlformats.org/officeDocument/2006/relationships" xmlns:o="urn:schemas-microsoft-com:office:office" xmlns:v="urn:schemas-microsoft-com:vml" xmlns:w10="urn:schemas-microsoft-com:office:word" xmlns:a="http://schemas.openxmlformats.org/drawingml/2006/main" xmlns:pic="http://schemas.openxmlformats.org/drawingml/2006/picture" xmlns:wp="http://schemas.openxmlformats.org/drawingml/2006/wordprocessingDrawing">
   <w:body>
-    <w:bookmarkStart w:id="28" w:name="X211c629e3b6c5afc4a0fdee1310b857e0e22e6d"/>
+    <w:bookmarkStart w:id="29" w:name="X211c629e3b6c5afc4a0fdee1310b857e0e22e6d"/>
     <w:p>
       <w:pPr>
         <w:pStyle w:val="Heading1"/>
@@ -11,30 +11,23 @@
         <w:t xml:space="preserve">การจัดวางกิจกรรม AI to ESP32 ในโครงสร้างรายวิชา ว31101</w:t>
       </w:r>
     </w:p>
-    <w:bookmarkStart w:id="20" w:name="X6a14b5985b2fc1e9599021590f23253efd47c5e"/>
+    <w:bookmarkStart w:id="20" w:name="X968f9fa3202f73869d60ead86bbb8d8630294d3"/>
     <w:p>
       <w:pPr>
         <w:pStyle w:val="Heading2"/>
       </w:pPr>
       <w:r>
-        <w:t xml:space="preserve">เอกสารเชื่อมโยงโครงสร้างรายวิชา → หน่วยการเรียนรู้ → แผน 50 นาที → หลักฐาน วPA</w:t>
-      </w:r>
-    </w:p>
-    <w:p>
-      <w:r>
-        <w:pict>
-          <v:rect style="width:0;height:1.5pt" o:hralign="center" o:hrstd="t" o:hr="t"/>
-        </w:pict>
+        <w:t xml:space="preserve">โครงสร้างรายวิชา → หน่วยการเรียนรู้ → 5E 50 นาที → หลักฐาน วPA</w:t>
       </w:r>
     </w:p>
     <w:bookmarkEnd w:id="20"/>
-    <w:bookmarkStart w:id="21" w:name="X0b5580f4eed42117f05e7bc071cc9ba26a54699"/>
+    <w:bookmarkStart w:id="21" w:name="Xe6adcb53e9f6283ae7284b4557b2437709ad738"/>
     <w:p>
       <w:pPr>
         <w:pStyle w:val="Heading2"/>
       </w:pPr>
       <w:r>
-        <w:t xml:space="preserve">1. ตำแหน่งที่เหมาะสม</w:t>
+        <w:t xml:space="preserve">1. ตำแหน่ง</w:t>
       </w:r>
     </w:p>
     <w:p>
@@ -42,7 +35,7 @@
         <w:pStyle w:val="FirstParagraph"/>
       </w:pPr>
       <w:r>
-        <w:t xml:space="preserve">กิจกรรมนี้จัดอยู่ใน</w:t>
+        <w:t xml:space="preserve">กิจกรรมอยู่ใน</w:t>
       </w:r>
       <w:r>
         <w:t xml:space="preserve"> </w:t>
@@ -63,14 +56,6 @@
     </w:p>
     <w:p>
       <w:pPr>
-        <w:pStyle w:val="BodyText"/>
-      </w:pPr>
-      <w:r>
-        <w:t xml:space="preserve">เหตุผล:</w:t>
-      </w:r>
-    </w:p>
-    <w:p>
-      <w:pPr>
         <w:numPr>
           <w:ilvl w:val="0"/>
           <w:numId w:val="1001"/>
@@ -78,7 +63,7 @@
         <w:pStyle w:val="Compact"/>
       </w:pPr>
       <w:r>
-        <w:t xml:space="preserve">หน่วย 1 ให้ฐานแนวคิดเชิงคำนวณ</w:t>
+        <w:t xml:space="preserve">หน่วย 1: แนวคิดเชิงคำนวณ</w:t>
       </w:r>
     </w:p>
     <w:p>
@@ -90,7 +75,7 @@
         <w:pStyle w:val="Compact"/>
       </w:pPr>
       <w:r>
-        <w:t xml:space="preserve">หน่วย 2 ให้ฐานการแก้ปัญหาและขั้นตอนวิธี</w:t>
+        <w:t xml:space="preserve">หน่วย 2: การแก้ปัญหาและขั้นตอนวิธี</w:t>
       </w:r>
     </w:p>
     <w:p>
@@ -102,7 +87,7 @@
         <w:pStyle w:val="Compact"/>
       </w:pPr>
       <w:r>
-        <w:t xml:space="preserve">หน่วย 3 ต้องนำความรู้ดังกล่าวไปใช้พัฒนาโครงงาน</w:t>
+        <w:t xml:space="preserve">หน่วย 3: นำความรู้ไปออกแบบ พัฒนา ทดสอบ ปรับปรุง และนำเสนอ</w:t>
       </w:r>
     </w:p>
     <w:p>
@@ -110,34 +95,17 @@
         <w:pStyle w:val="FirstParagraph"/>
       </w:pPr>
       <w:r>
-        <w:t xml:space="preserve">AI to ESP32 จึงไม่ใช่ “เนื้อหา AI เพิ่มเติมนอกโครงสร้าง” แต่เป็น</w:t>
-      </w:r>
-      <w:r>
-        <w:t xml:space="preserve"> </w:t>
-      </w:r>
-      <w:r>
-        <w:rPr>
-          <w:bCs/>
-          <w:b/>
-        </w:rPr>
-        <w:t xml:space="preserve">บริบทโครงงานสำหรับประยุกต์แนวคิดเชิงคำนวณ</w:t>
-      </w:r>
-    </w:p>
-    <w:p>
-      <w:r>
-        <w:pict>
-          <v:rect style="width:0;height:1.5pt" o:hralign="center" o:hrstd="t" o:hr="t"/>
-        </w:pict>
+        <w:t xml:space="preserve">AI to ESP32 คือบริบทสำหรับประยุกต์แนวคิดเชิงคำนวณ ไม่ใช่หน่วย AI แยก</w:t>
       </w:r>
     </w:p>
     <w:bookmarkEnd w:id="21"/>
-    <w:bookmarkStart w:id="22" w:name="X4aaad01755c4f3b26504c2c6b3cd94f6f560dcd"/>
+    <w:bookmarkStart w:id="22" w:name="X77308263d01748b41f3359624040601845fafa5"/>
     <w:p>
       <w:pPr>
         <w:pStyle w:val="Heading2"/>
       </w:pPr>
       <w:r>
-        <w:t xml:space="preserve">2. ชื่อกิจกรรมที่ใช้ในเอกสาร</w:t>
+        <w:t xml:space="preserve">2. ชื่อกิจกรรม</w:t>
       </w:r>
     </w:p>
     <w:p>
@@ -150,31 +118,6 @@
           <w:b/>
         </w:rPr>
         <w:t xml:space="preserve">การพัฒนาต้นแบบระบบควบคุมแบบไม่สัมผัสด้วย AI และ ESP32 โดยใช้แนวคิดเชิงคำนวณ</w:t>
-      </w:r>
-    </w:p>
-    <w:p>
-      <w:pPr>
-        <w:pStyle w:val="BodyText"/>
-      </w:pPr>
-      <w:r>
-        <w:t xml:space="preserve">ชื่อย่อ:</w:t>
-      </w:r>
-      <w:r>
-        <w:t xml:space="preserve"> </w:t>
-      </w:r>
-      <w:r>
-        <w:rPr>
-          <w:bCs/>
-          <w:b/>
-        </w:rPr>
-        <w:t xml:space="preserve">AI to ESP32 Prototype</w:t>
-      </w:r>
-    </w:p>
-    <w:p>
-      <w:r>
-        <w:pict>
-          <v:rect style="width:0;height:1.5pt" o:hralign="center" o:hrstd="t" o:hr="t"/>
-        </w:pict>
       </w:r>
     </w:p>
     <w:bookmarkEnd w:id="22"/>
@@ -222,7 +165,7 @@
               <w:jc w:val="left"/>
             </w:pPr>
             <w:r>
-              <w:t xml:space="preserve">การใช้ในกิจกรรม</w:t>
+              <w:t xml:space="preserve">การใช้</w:t>
             </w:r>
           </w:p>
         </w:tc>
@@ -248,7 +191,7 @@
               <w:jc w:val="left"/>
             </w:pPr>
             <w:r>
-              <w:t xml:space="preserve">แยก Webcam / AI / HTTP / ESP32 / Output</w:t>
+              <w:t xml:space="preserve">Webcam / Browser / AI / HTTP / ESP32 / Output</w:t>
             </w:r>
           </w:p>
         </w:tc>
@@ -274,7 +217,7 @@
               <w:jc w:val="left"/>
             </w:pPr>
             <w:r>
-              <w:t xml:space="preserve">เปรียบเทียบอาการผิดพลาดเพื่อหาจุดร่วม</w:t>
+              <w:t xml:space="preserve">เปรียบเทียบอาการผิดพลาด</w:t>
             </w:r>
           </w:p>
         </w:tc>
@@ -300,7 +243,7 @@
               <w:jc w:val="left"/>
             </w:pPr>
             <w:r>
-              <w:t xml:space="preserve">มองระบบเป็น Input–Process–Output</w:t>
+              <w:t xml:space="preserve">IPO / System Flow</w:t>
             </w:r>
           </w:p>
         </w:tc>
@@ -326,7 +269,7 @@
               <w:jc w:val="left"/>
             </w:pPr>
             <w:r>
-              <w:t xml:space="preserve">ทดสอบและ Debug</w:t>
+              <w:t xml:space="preserve">Test / Debug</w:t>
             </w:r>
           </w:p>
         </w:tc>
@@ -340,19 +283,19 @@
               <w:jc w:val="left"/>
             </w:pPr>
             <w:r>
-              <w:t xml:space="preserve">การออกแบบขั้นตอนวิธี</w:t>
-            </w:r>
-          </w:p>
-        </w:tc>
-        <w:tc>
-          <w:tcPr/>
-          <w:p>
-            <w:pPr>
-              <w:pStyle w:val="Compact"/>
-              <w:jc w:val="left"/>
-            </w:pPr>
-            <w:r>
-              <w:t xml:space="preserve">ลำดับ Data Flow และลำดับตรวจสอบ</w:t>
+              <w:t xml:space="preserve">ขั้นตอนวิธี</w:t>
+            </w:r>
+          </w:p>
+        </w:tc>
+        <w:tc>
+          <w:tcPr/>
+          <w:p>
+            <w:pPr>
+              <w:pStyle w:val="Compact"/>
+              <w:jc w:val="left"/>
+            </w:pPr>
+            <w:r>
+              <w:t xml:space="preserve">Data Flow / ลำดับตรวจสอบ</w:t>
             </w:r>
           </w:p>
         </w:tc>
@@ -366,7 +309,7 @@
               <w:jc w:val="left"/>
             </w:pPr>
             <w:r>
-              <w:t xml:space="preserve">การพัฒนาโครงงาน</w:t>
+              <w:t xml:space="preserve">โครงงาน</w:t>
             </w:r>
           </w:p>
         </w:tc>
@@ -392,39 +335,32 @@
               <w:jc w:val="left"/>
             </w:pPr>
             <w:r>
-              <w:t xml:space="preserve">เชื่อมโยงชีวิตจริง</w:t>
-            </w:r>
-          </w:p>
-        </w:tc>
-        <w:tc>
-          <w:tcPr/>
-          <w:p>
-            <w:pPr>
-              <w:pStyle w:val="Compact"/>
-              <w:jc w:val="left"/>
-            </w:pPr>
-            <w:r>
-              <w:t xml:space="preserve">Application Design Card</w:t>
+              <w:t xml:space="preserve">ชีวิตจริง</w:t>
+            </w:r>
+          </w:p>
+        </w:tc>
+        <w:tc>
+          <w:tcPr/>
+          <w:p>
+            <w:pPr>
+              <w:pStyle w:val="Compact"/>
+              <w:jc w:val="left"/>
+            </w:pPr>
+            <w:r>
+              <w:t xml:space="preserve">Application Design</w:t>
             </w:r>
           </w:p>
         </w:tc>
       </w:tr>
     </w:tbl>
-    <w:p>
-      <w:r>
-        <w:pict>
-          <v:rect style="width:0;height:1.5pt" o:hralign="center" o:hrstd="t" o:hr="t"/>
-        </w:pict>
-      </w:r>
-    </w:p>
     <w:bookmarkEnd w:id="23"/>
-    <w:bookmarkStart w:id="24" w:name="X2ffa7fee8aaac2ffd8e4808c311b78e137035ec"/>
+    <w:bookmarkStart w:id="24" w:name="Xcdfbefd88402a41bb4d29265ee44c4dac6cf7c2"/>
     <w:p>
       <w:pPr>
         <w:pStyle w:val="Heading2"/>
       </w:pPr>
       <w:r>
-        <w:t xml:space="preserve">4. ลำดับ 22 ชั่วโมงที่เสนอ</w:t>
+        <w:t xml:space="preserve">4. ลำดับ 22 ชั่วโมง</w:t>
       </w:r>
     </w:p>
     <w:p>
@@ -444,7 +380,7 @@
         <w:br/>
       </w:r>
       <w:r>
-        <w:t xml:space="preserve">5–6 IPO/System Flow</w:t>
+        <w:t xml:space="preserve">5–6 IPO / System Flow</w:t>
       </w:r>
       <w:r>
         <w:br/>
@@ -460,7 +396,7 @@
           <w:bCs/>
           <w:b/>
         </w:rPr>
-        <w:t xml:space="preserve">9 คาบ 5E สำหรับ วPA: Integration + Debugging</w:t>
+        <w:t xml:space="preserve">9 คาบ วPA: 5E Integration + Debugging + Mentimeter Formative Check-in + Feedback + Application</w:t>
       </w:r>
       <w:r>
         <w:br/>
@@ -511,21 +447,330 @@
         <w:t xml:space="preserve">22 Show Time</w:t>
       </w:r>
     </w:p>
-    <w:p>
-      <w:r>
-        <w:pict>
-          <v:rect style="width:0;height:1.5pt" o:hralign="center" o:hrstd="t" o:hr="t"/>
-        </w:pict>
-      </w:r>
-    </w:p>
     <w:bookmarkEnd w:id="24"/>
-    <w:bookmarkStart w:id="25" w:name="Xdbabeed9acf19fc906929bfd88b34b4383b9f4e"/>
+    <w:bookmarkStart w:id="25" w:name="X658cd8b0e128e04b6b86c617c9483cd9ad38a74"/>
     <w:p>
       <w:pPr>
         <w:pStyle w:val="Heading2"/>
       </w:pPr>
       <w:r>
-        <w:t xml:space="preserve">5. สิ่งที่ “ไม่” เปลี่ยน</w:t>
+        <w:t xml:space="preserve">5. โครงคาบชั่วโมงที่ 9</w:t>
+      </w:r>
+    </w:p>
+    <w:tbl>
+      <w:tblPr>
+        <w:tblStyle w:val="Table"/>
+        <w:tblW w:type="auto" w:w="0"/>
+        <w:tblLook w:firstRow="1" w:lastRow="0" w:firstColumn="0" w:lastColumn="0" w:noHBand="0" w:noVBand="0" w:val="0020"/>
+        <w:jc w:val="start"/>
+      </w:tblPr>
+      <w:tblGrid>
+        <w:gridCol w:w="2640"/>
+        <w:gridCol w:w="2640"/>
+        <w:gridCol w:w="2640"/>
+      </w:tblGrid>
+      <w:tr>
+        <w:trPr>
+          <w:tblHeader w:val="true"/>
+        </w:trPr>
+        <w:tc>
+          <w:tcPr/>
+          <w:p>
+            <w:pPr>
+              <w:pStyle w:val="Compact"/>
+              <w:jc w:val="left"/>
+            </w:pPr>
+            <w:r>
+              <w:t xml:space="preserve">ขั้น</w:t>
+            </w:r>
+          </w:p>
+        </w:tc>
+        <w:tc>
+          <w:tcPr/>
+          <w:p>
+            <w:pPr>
+              <w:pStyle w:val="Compact"/>
+              <w:jc w:val="right"/>
+            </w:pPr>
+            <w:r>
+              <w:t xml:space="preserve">เวลา</w:t>
+            </w:r>
+          </w:p>
+        </w:tc>
+        <w:tc>
+          <w:tcPr/>
+          <w:p>
+            <w:pPr>
+              <w:pStyle w:val="Compact"/>
+              <w:jc w:val="left"/>
+            </w:pPr>
+            <w:r>
+              <w:t xml:space="preserve">จุดเน้น</w:t>
+            </w:r>
+          </w:p>
+        </w:tc>
+      </w:tr>
+      <w:tr>
+        <w:tc>
+          <w:tcPr/>
+          <w:p>
+            <w:pPr>
+              <w:pStyle w:val="Compact"/>
+              <w:jc w:val="left"/>
+            </w:pPr>
+            <w:r>
+              <w:t xml:space="preserve">Engage</w:t>
+            </w:r>
+          </w:p>
+        </w:tc>
+        <w:tc>
+          <w:tcPr/>
+          <w:p>
+            <w:pPr>
+              <w:pStyle w:val="Compact"/>
+              <w:jc w:val="right"/>
+            </w:pPr>
+            <w:r>
+              <w:t xml:space="preserve">5</w:t>
+            </w:r>
+          </w:p>
+        </w:tc>
+        <w:tc>
+          <w:tcPr/>
+          <w:p>
+            <w:pPr>
+              <w:pStyle w:val="Compact"/>
+              <w:jc w:val="left"/>
+            </w:pPr>
+            <w:r>
+              <w:t xml:space="preserve">Fault Demo + คำถามหลักฐาน</w:t>
+            </w:r>
+          </w:p>
+        </w:tc>
+      </w:tr>
+      <w:tr>
+        <w:tc>
+          <w:tcPr/>
+          <w:p>
+            <w:pPr>
+              <w:pStyle w:val="Compact"/>
+              <w:jc w:val="left"/>
+            </w:pPr>
+            <w:r>
+              <w:t xml:space="preserve">Explore</w:t>
+            </w:r>
+          </w:p>
+        </w:tc>
+        <w:tc>
+          <w:tcPr/>
+          <w:p>
+            <w:pPr>
+              <w:pStyle w:val="Compact"/>
+              <w:jc w:val="right"/>
+            </w:pPr>
+            <w:r>
+              <w:t xml:space="preserve">11</w:t>
+            </w:r>
+          </w:p>
+        </w:tc>
+        <w:tc>
+          <w:tcPr/>
+          <w:p>
+            <w:pPr>
+              <w:pStyle w:val="Compact"/>
+              <w:jc w:val="left"/>
+            </w:pPr>
+            <w:r>
+              <w:t xml:space="preserve">3 Stations</w:t>
+            </w:r>
+          </w:p>
+        </w:tc>
+      </w:tr>
+      <w:tr>
+        <w:tc>
+          <w:tcPr/>
+          <w:p>
+            <w:pPr>
+              <w:pStyle w:val="Compact"/>
+              <w:jc w:val="left"/>
+            </w:pPr>
+            <w:r>
+              <w:t xml:space="preserve">Explore Check-in</w:t>
+            </w:r>
+          </w:p>
+        </w:tc>
+        <w:tc>
+          <w:tcPr/>
+          <w:p>
+            <w:pPr>
+              <w:pStyle w:val="Compact"/>
+              <w:jc w:val="right"/>
+            </w:pPr>
+            <w:r>
+              <w:t xml:space="preserve">4</w:t>
+            </w:r>
+          </w:p>
+        </w:tc>
+        <w:tc>
+          <w:tcPr/>
+          <w:p>
+            <w:pPr>
+              <w:pStyle w:val="Compact"/>
+              <w:jc w:val="left"/>
+            </w:pPr>
+            <w:r>
+              <w:t xml:space="preserve">Mentimeter Q1/Q2</w:t>
+            </w:r>
+          </w:p>
+        </w:tc>
+      </w:tr>
+      <w:tr>
+        <w:tc>
+          <w:tcPr/>
+          <w:p>
+            <w:pPr>
+              <w:pStyle w:val="Compact"/>
+              <w:jc w:val="left"/>
+            </w:pPr>
+            <w:r>
+              <w:t xml:space="preserve">Explain</w:t>
+            </w:r>
+          </w:p>
+        </w:tc>
+        <w:tc>
+          <w:tcPr/>
+          <w:p>
+            <w:pPr>
+              <w:pStyle w:val="Compact"/>
+              <w:jc w:val="right"/>
+            </w:pPr>
+            <w:r>
+              <w:t xml:space="preserve">8</w:t>
+            </w:r>
+          </w:p>
+        </w:tc>
+        <w:tc>
+          <w:tcPr/>
+          <w:p>
+            <w:pPr>
+              <w:pStyle w:val="Compact"/>
+              <w:jc w:val="left"/>
+            </w:pPr>
+            <w:r>
+              <w:t xml:space="preserve">ใช้ผล Menti เป็นฐานอธิบาย</w:t>
+            </w:r>
+          </w:p>
+        </w:tc>
+      </w:tr>
+      <w:tr>
+        <w:tc>
+          <w:tcPr/>
+          <w:p>
+            <w:pPr>
+              <w:pStyle w:val="Compact"/>
+              <w:jc w:val="left"/>
+            </w:pPr>
+            <w:r>
+              <w:t xml:space="preserve">Elaborate</w:t>
+            </w:r>
+          </w:p>
+        </w:tc>
+        <w:tc>
+          <w:tcPr/>
+          <w:p>
+            <w:pPr>
+              <w:pStyle w:val="Compact"/>
+              <w:jc w:val="right"/>
+            </w:pPr>
+            <w:r>
+              <w:t xml:space="preserve">14</w:t>
+            </w:r>
+          </w:p>
+        </w:tc>
+        <w:tc>
+          <w:tcPr/>
+          <w:p>
+            <w:pPr>
+              <w:pStyle w:val="Compact"/>
+              <w:jc w:val="left"/>
+            </w:pPr>
+            <w:r>
+              <w:t xml:space="preserve">Challenge + Before/After + Application</w:t>
+            </w:r>
+          </w:p>
+        </w:tc>
+      </w:tr>
+      <w:tr>
+        <w:tc>
+          <w:tcPr/>
+          <w:p>
+            <w:pPr>
+              <w:pStyle w:val="Compact"/>
+              <w:jc w:val="left"/>
+            </w:pPr>
+            <w:r>
+              <w:t xml:space="preserve">Evaluate</w:t>
+            </w:r>
+          </w:p>
+        </w:tc>
+        <w:tc>
+          <w:tcPr/>
+          <w:p>
+            <w:pPr>
+              <w:pStyle w:val="Compact"/>
+              <w:jc w:val="right"/>
+            </w:pPr>
+            <w:r>
+              <w:t xml:space="preserve">8</w:t>
+            </w:r>
+          </w:p>
+        </w:tc>
+        <w:tc>
+          <w:tcPr/>
+          <w:p>
+            <w:pPr>
+              <w:pStyle w:val="Compact"/>
+              <w:jc w:val="left"/>
+            </w:pPr>
+            <w:r>
+              <w:t xml:space="preserve">สุ่มถาม + Post-test + Dashboard</w:t>
+            </w:r>
+          </w:p>
+        </w:tc>
+      </w:tr>
+    </w:tbl>
+    <w:p>
+      <w:pPr>
+        <w:pStyle w:val="BodyText"/>
+      </w:pPr>
+      <w:r>
+        <w:t xml:space="preserve">Mentimeter อยู่</w:t>
+      </w:r>
+      <w:r>
+        <w:t xml:space="preserve"> </w:t>
+      </w:r>
+      <w:r>
+        <w:rPr>
+          <w:bCs/>
+          <w:b/>
+        </w:rPr>
+        <w:t xml:space="preserve">ท้าย Explore ก่อน Explain</w:t>
+      </w:r>
+      <w:r>
+        <w:t xml:space="preserve"> </w:t>
+      </w:r>
+      <w:r>
+        <w:t xml:space="preserve">ไม่ใช้แทน Stations และไม่ใช้เป็นคะแนนหลัก</w:t>
+      </w:r>
+    </w:p>
+    <w:bookmarkEnd w:id="25"/>
+    <w:bookmarkStart w:id="26" w:name="X8c75a84d9b94f23253707c4112e206599c36879"/>
+    <w:p>
+      <w:pPr>
+        <w:pStyle w:val="Heading2"/>
+      </w:pPr>
+      <w:r>
+        <w:t xml:space="preserve">6. หลักฐานความสอดคล้อง</w:t>
       </w:r>
     </w:p>
     <w:p>
@@ -537,7 +782,7 @@
         <w:pStyle w:val="Compact"/>
       </w:pPr>
       <w:r>
-        <w:t xml:space="preserve">ไม่เปลี่ยนมาตรฐาน ว 4.2</w:t>
+        <w:t xml:space="preserve">Problem Statement</w:t>
       </w:r>
     </w:p>
     <w:p>
@@ -549,7 +794,7 @@
         <w:pStyle w:val="Compact"/>
       </w:pPr>
       <w:r>
-        <w:t xml:space="preserve">ไม่เปลี่ยนตัวชี้วัด ม.4/1</w:t>
+        <w:t xml:space="preserve">IPO / System Flow</w:t>
       </w:r>
     </w:p>
     <w:p>
@@ -561,7 +806,7 @@
         <w:pStyle w:val="Compact"/>
       </w:pPr>
       <w:r>
-        <w:t xml:space="preserve">ไม่สร้างหน่วย AI เพิ่มนอกโครงสร้าง</w:t>
+        <w:t xml:space="preserve">Prototype</w:t>
       </w:r>
     </w:p>
     <w:p>
@@ -573,7 +818,7 @@
         <w:pStyle w:val="Compact"/>
       </w:pPr>
       <w:r>
-        <w:t xml:space="preserve">ไม่ใช้ Supabase เป็นสาระการเรียนรู้</w:t>
+        <w:t xml:space="preserve">Station Evidence</w:t>
       </w:r>
     </w:p>
     <w:p>
@@ -585,32 +830,77 @@
         <w:pStyle w:val="Compact"/>
       </w:pPr>
       <w:r>
-        <w:t xml:space="preserve">ไม่เปลี่ยนน้ำหนักคะแนนของโครงสร้างรายวิชาโดยอัตโนมัติ</w:t>
-      </w:r>
-    </w:p>
-    <w:p>
-      <w:pPr>
-        <w:pStyle w:val="FirstParagraph"/>
-      </w:pPr>
-      <w:r>
-        <w:t xml:space="preserve">เอกสารนี้ปรับเฉพาะวิธีจัดกิจกรรมภายในหน่วยที่ 3 ให้เห็นความสอดคล้องชัดขึ้น</w:t>
-      </w:r>
-    </w:p>
-    <w:p>
-      <w:r>
-        <w:pict>
-          <v:rect style="width:0;height:1.5pt" o:hralign="center" o:hrstd="t" o:hr="t"/>
-        </w:pict>
-      </w:r>
-    </w:p>
-    <w:bookmarkEnd w:id="25"/>
-    <w:bookmarkStart w:id="26" w:name="X3f286b3610a6bdb297618e9e0c053dc3659e659"/>
+        <w:t xml:space="preserve">Mentimeter Q1/Q2 + คลิป Menti → Explain</w:t>
+      </w:r>
+    </w:p>
+    <w:p>
+      <w:pPr>
+        <w:numPr>
+          <w:ilvl w:val="0"/>
+          <w:numId w:val="1002"/>
+        </w:numPr>
+        <w:pStyle w:val="Compact"/>
+      </w:pPr>
+      <w:r>
+        <w:t xml:space="preserve">Challenge Debugging</w:t>
+      </w:r>
+    </w:p>
+    <w:p>
+      <w:pPr>
+        <w:numPr>
+          <w:ilvl w:val="0"/>
+          <w:numId w:val="1002"/>
+        </w:numPr>
+        <w:pStyle w:val="Compact"/>
+      </w:pPr>
+      <w:r>
+        <w:t xml:space="preserve">Before/After Feedback</w:t>
+      </w:r>
+    </w:p>
+    <w:p>
+      <w:pPr>
+        <w:numPr>
+          <w:ilvl w:val="0"/>
+          <w:numId w:val="1002"/>
+        </w:numPr>
+        <w:pStyle w:val="Compact"/>
+      </w:pPr>
+      <w:r>
+        <w:t xml:space="preserve">Application Design</w:t>
+      </w:r>
+    </w:p>
+    <w:p>
+      <w:pPr>
+        <w:numPr>
+          <w:ilvl w:val="0"/>
+          <w:numId w:val="1002"/>
+        </w:numPr>
+        <w:pStyle w:val="Compact"/>
+      </w:pPr>
+      <w:r>
+        <w:t xml:space="preserve">Post-test / Dashboard</w:t>
+      </w:r>
+    </w:p>
+    <w:p>
+      <w:pPr>
+        <w:numPr>
+          <w:ilvl w:val="0"/>
+          <w:numId w:val="1002"/>
+        </w:numPr>
+        <w:pStyle w:val="Compact"/>
+      </w:pPr>
+      <w:r>
+        <w:t xml:space="preserve">Project Report / Show Time</w:t>
+      </w:r>
+    </w:p>
+    <w:bookmarkEnd w:id="26"/>
+    <w:bookmarkStart w:id="27" w:name="X010499660dc195fb49f36972d7d4a02bd383e97"/>
     <w:p>
       <w:pPr>
         <w:pStyle w:val="Heading2"/>
       </w:pPr>
       <w:r>
-        <w:t xml:space="preserve">6. หลักฐานสำหรับแสดงความสอดคล้อง</w:t>
+        <w:t xml:space="preserve">7. สิ่งที่ไม่เปลี่ยน</w:t>
       </w:r>
     </w:p>
     <w:p>
@@ -622,7 +912,7 @@
         <w:pStyle w:val="Compact"/>
       </w:pPr>
       <w:r>
-        <w:t xml:space="preserve">Problem Statement</w:t>
+        <w:t xml:space="preserve">มาตรฐาน ว 4.2</w:t>
       </w:r>
     </w:p>
     <w:p>
@@ -634,7 +924,7 @@
         <w:pStyle w:val="Compact"/>
       </w:pPr>
       <w:r>
-        <w:t xml:space="preserve">System Flow / IPO</w:t>
+        <w:t xml:space="preserve">ตัวชี้วัด ม.4/1</w:t>
       </w:r>
     </w:p>
     <w:p>
@@ -646,7 +936,7 @@
         <w:pStyle w:val="Compact"/>
       </w:pPr>
       <w:r>
-        <w:t xml:space="preserve">Prototype</w:t>
+        <w:t xml:space="preserve">หน่วยที่ 3 ตามโครงสร้างรายวิชา</w:t>
       </w:r>
     </w:p>
     <w:p>
@@ -658,84 +948,83 @@
         <w:pStyle w:val="Compact"/>
       </w:pPr>
       <w:r>
-        <w:t xml:space="preserve">Station Evidence</w:t>
+        <w:t xml:space="preserve">น้ำหนักคะแนนรายวิชาโดยอัตโนมัติ</w:t>
+      </w:r>
+    </w:p>
+    <w:bookmarkEnd w:id="27"/>
+    <w:bookmarkStart w:id="28" w:name="X55568ac60fca31db6931cd838dc72ad487bd7ed"/>
+    <w:p>
+      <w:pPr>
+        <w:pStyle w:val="Heading2"/>
+      </w:pPr>
+      <w:r>
+        <w:t xml:space="preserve">8. บทบาทเครื่องมือ</w:t>
       </w:r>
     </w:p>
     <w:p>
       <w:pPr>
         <w:numPr>
           <w:ilvl w:val="0"/>
-          <w:numId w:val="1003"/>
+          <w:numId w:val="1004"/>
         </w:numPr>
         <w:pStyle w:val="Compact"/>
       </w:pPr>
       <w:r>
-        <w:t xml:space="preserve">Challenge Debugging</w:t>
+        <w:rPr>
+          <w:bCs/>
+          <w:b/>
+        </w:rPr>
+        <w:t xml:space="preserve">AI Hand Quest:</w:t>
+      </w:r>
+      <w:r>
+        <w:t xml:space="preserve"> </w:t>
+      </w:r>
+      <w:r>
+        <w:t xml:space="preserve">สื่อ/Pre-Post/เครื่องมือประเมิน</w:t>
       </w:r>
     </w:p>
     <w:p>
       <w:pPr>
         <w:numPr>
           <w:ilvl w:val="0"/>
-          <w:numId w:val="1003"/>
+          <w:numId w:val="1004"/>
         </w:numPr>
         <w:pStyle w:val="Compact"/>
       </w:pPr>
       <w:r>
-        <w:t xml:space="preserve">Feedback Before/After</w:t>
+        <w:rPr>
+          <w:bCs/>
+          <w:b/>
+        </w:rPr>
+        <w:t xml:space="preserve">Mentimeter:</w:t>
+      </w:r>
+      <w:r>
+        <w:t xml:space="preserve"> </w:t>
+      </w:r>
+      <w:r>
+        <w:t xml:space="preserve">Formative Assessment ท้าย Explore + หลักฐานความคิดรายกลุ่ม</w:t>
       </w:r>
     </w:p>
     <w:p>
       <w:pPr>
         <w:numPr>
           <w:ilvl w:val="0"/>
-          <w:numId w:val="1003"/>
+          <w:numId w:val="1004"/>
         </w:numPr>
         <w:pStyle w:val="Compact"/>
       </w:pPr>
       <w:r>
-        <w:t xml:space="preserve">Application Design</w:t>
-      </w:r>
-    </w:p>
-    <w:p>
-      <w:pPr>
-        <w:numPr>
-          <w:ilvl w:val="0"/>
-          <w:numId w:val="1003"/>
-        </w:numPr>
-        <w:pStyle w:val="Compact"/>
-      </w:pPr>
-      <w:r>
-        <w:t xml:space="preserve">Post-test</w:t>
-      </w:r>
-    </w:p>
-    <w:p>
-      <w:pPr>
-        <w:numPr>
-          <w:ilvl w:val="0"/>
-          <w:numId w:val="1003"/>
-        </w:numPr>
-        <w:pStyle w:val="Compact"/>
-      </w:pPr>
-      <w:r>
-        <w:t xml:space="preserve">Project Report / Show Time</w:t>
-      </w:r>
-    </w:p>
-    <w:p>
-      <w:r>
-        <w:pict>
-          <v:rect style="width:0;height:1.5pt" o:hralign="center" o:hrstd="t" o:hr="t"/>
-        </w:pict>
-      </w:r>
-    </w:p>
-    <w:bookmarkEnd w:id="26"/>
-    <w:bookmarkStart w:id="27" w:name="Xccbd245746fcca95d4a82043c678edcd9dedf46"/>
-    <w:p>
-      <w:pPr>
-        <w:pStyle w:val="Heading2"/>
-      </w:pPr>
-      <w:r>
-        <w:t xml:space="preserve">7. บทบาท AI Hand Quest และ Supabase</w:t>
+        <w:rPr>
+          <w:bCs/>
+          <w:b/>
+        </w:rPr>
+        <w:t xml:space="preserve">Supabase / Teacher Dashboard:</w:t>
+      </w:r>
+      <w:r>
+        <w:t xml:space="preserve"> </w:t>
+      </w:r>
+      <w:r>
+        <w:t xml:space="preserve">บันทึกและสรุปผล Pre/Post</w:t>
       </w:r>
     </w:p>
     <w:p>
@@ -743,25 +1032,11 @@
         <w:pStyle w:val="FirstParagraph"/>
       </w:pPr>
       <w:r>
-        <w:t xml:space="preserve">AI Hand Quest = สื่อ/เครื่องมือประเมิน</w:t>
-      </w:r>
-      <w:r>
-        <w:br/>
-      </w:r>
-      <w:r>
-        <w:t xml:space="preserve">Supabase = ระบบบันทึกและสรุปผล</w:t>
-      </w:r>
-    </w:p>
-    <w:p>
-      <w:pPr>
-        <w:pStyle w:val="BodyText"/>
-      </w:pPr>
-      <w:r>
-        <w:t xml:space="preserve">ไม่จัดเป็นเนื้อหาที่ผู้เรียนต้องเรียน เว้นแต่มีแผนอื่นที่กำหนดไว้โดยเฉพาะ</w:t>
-      </w:r>
-    </w:p>
-    <w:bookmarkEnd w:id="27"/>
+        <w:t xml:space="preserve">เครื่องมือเหล่านี้ไม่ใช่สาระหลัก เว้นแต่มีแผนเฉพาะกำหนดไว้</w:t>
+      </w:r>
+    </w:p>
     <w:bookmarkEnd w:id="28"/>
+    <w:bookmarkEnd w:id="29"/>
     <w:sectPr/>
   </w:body>
 </w:document>
@@ -1036,9 +1311,6 @@
     <w:abstractNumId w:val="991"/>
   </w:num>
   <w:num w:numId="1002">
-    <w:abstractNumId w:val="991"/>
-  </w:num>
-  <w:num w:numId="1003">
     <w:abstractNumId w:val="99411"/>
     <w:lvlOverride w:ilvl="0">
       <w:startOverride w:val="1"/>
@@ -1067,6 +1339,12 @@
     <w:lvlOverride w:ilvl="8">
       <w:startOverride w:val="1"/>
     </w:lvlOverride>
+  </w:num>
+  <w:num w:numId="1003">
+    <w:abstractNumId w:val="991"/>
+  </w:num>
+  <w:num w:numId="1004">
+    <w:abstractNumId w:val="991"/>
   </w:num>
 </w:numbering>
 </file>
